--- a/data/employees/EMP079/AST-EMP079-03.docx
+++ b/data/employees/EMP079/AST-EMP079-03.docx
@@ -7,10 +7,7 @@
         <w:pStyle w:val="Heading1"/>
       </w:pPr>
       <w:r>
-        <w:rPr>
-          <w:sz w:val="36"/>
-        </w:rPr>
-        <w:t>Design specification - EMP079</w:t>
+        <w:t>Ast Emp079 03 - EMP079</w:t>
       </w:r>
     </w:p>
     <w:p>
@@ -18,130 +15,32 @@
         <w:pStyle w:val="Heading2"/>
       </w:pPr>
       <w:r>
-        <w:t>Document Metadata</w:t>
-      </w:r>
-    </w:p>
-    <w:tbl>
-      <w:tblPr>
-        <w:tblStyle w:val="TableGrid"/>
-        <w:tblW w:type="auto" w:w="0"/>
-        <w:tblLook w:firstColumn="1" w:firstRow="1" w:lastColumn="0" w:lastRow="0" w:noHBand="0" w:noVBand="1" w:val="04A0"/>
-      </w:tblPr>
-      <w:tblGrid>
-        <w:gridCol w:w="4320"/>
-        <w:gridCol w:w="4320"/>
-      </w:tblGrid>
-      <w:tr>
-        <w:tc>
-          <w:tcPr>
-            <w:tcW w:type="dxa" w:w="4320"/>
-          </w:tcPr>
-          <w:p>
-            <w:r>
-              <w:t>Author</w:t>
-            </w:r>
-          </w:p>
-        </w:tc>
-        <w:tc>
-          <w:tcPr>
-            <w:tcW w:type="dxa" w:w="4320"/>
-          </w:tcPr>
-          <w:p>
-            <w:r>
-              <w:t>Drew Kim</w:t>
-            </w:r>
-          </w:p>
-        </w:tc>
-      </w:tr>
-      <w:tr>
-        <w:tc>
-          <w:tcPr>
-            <w:tcW w:type="dxa" w:w="4320"/>
-          </w:tcPr>
-          <w:p>
-            <w:r>
-              <w:t>Role / Department</w:t>
-            </w:r>
-          </w:p>
-        </w:tc>
-        <w:tc>
-          <w:tcPr>
-            <w:tcW w:type="dxa" w:w="4320"/>
-          </w:tcPr>
-          <w:p>
-            <w:r>
-              <w:t>Director | R&amp;D</w:t>
-            </w:r>
-          </w:p>
-        </w:tc>
-      </w:tr>
-      <w:tr>
-        <w:tc>
-          <w:tcPr>
-            <w:tcW w:type="dxa" w:w="4320"/>
-          </w:tcPr>
-          <w:p>
-            <w:r>
-              <w:t>Location</w:t>
-            </w:r>
-          </w:p>
-        </w:tc>
-        <w:tc>
-          <w:tcPr>
-            <w:tcW w:type="dxa" w:w="4320"/>
-          </w:tcPr>
-          <w:p>
-            <w:r>
-              <w:t>Hsinchu</w:t>
-            </w:r>
-          </w:p>
-        </w:tc>
-      </w:tr>
-      <w:tr>
-        <w:tc>
-          <w:tcPr>
-            <w:tcW w:type="dxa" w:w="4320"/>
-          </w:tcPr>
-          <w:p>
-            <w:r>
-              <w:t>Last Modified</w:t>
-            </w:r>
-          </w:p>
-        </w:tc>
-        <w:tc>
-          <w:tcPr>
-            <w:tcW w:type="dxa" w:w="4320"/>
-          </w:tcPr>
-          <w:p>
-            <w:r>
-              <w:t>2025-03-24</w:t>
-            </w:r>
-          </w:p>
-        </w:tc>
-      </w:tr>
-    </w:tbl>
-    <w:p/>
-    <w:p>
-      <w:pPr>
-        <w:pStyle w:val="Heading2"/>
-      </w:pPr>
-      <w:r>
-        <w:t>Specification</w:t>
+        <w:t>Page 1</w:t>
       </w:r>
     </w:p>
     <w:p>
       <w:r>
-        <w:t>Design Specification: High-Throughput Experimentation Platform</w:t>
+        <w:t>Section 1: Customer escalation analysis. EMP079 contributes to ast emp079 03 through recurring collaboration, clear ownership boundaries, and measurable outcomes. The team captures decisions, open issues, and handoffs so that knowledge remains discoverable for future programs.</w:t>
       </w:r>
     </w:p>
     <w:p>
       <w:r>
-        <w:t>Version: 0.9 (Draft)</w:t>
+        <w:t>Section 2: Quarterly delivery milestones. EMP079 contributes to ast emp079 03 through recurring collaboration, clear ownership boundaries, and measurable outcomes. The team captures decisions, open issues, and handoffs so that knowledge remains discoverable for future programs.</w:t>
       </w:r>
     </w:p>
     <w:p>
       <w:r>
-        <w:t>This specification describes the architecture for the automated high-throughput experimentation platform. Robotic sample handling integrates with the LIMS via REST API. ML-driven parameter optimisation suggests next experiment conditions based on Bayesian optimisation.</w:t>
+        <w:t>Section 3: Fabric semantic model planning. EMP079 contributes to ast emp079 03 through recurring collaboration, clear ownership boundaries, and measurable outcomes. The team captures decisions, open issues, and handoffs so that knowledge remains discoverable for future programs.</w:t>
+      </w:r>
+    </w:p>
+    <w:p>
+      <w:r>
+        <w:t>Section 4: Data quality remediation. EMP079 contributes to ast emp079 03 through recurring collaboration, clear ownership boundaries, and measurable outcomes. The team captures decisions, open issues, and handoffs so that knowledge remains discoverable for future programs.</w:t>
+      </w:r>
+    </w:p>
+    <w:p>
+      <w:r>
+        <w:br w:type="page"/>
       </w:r>
     </w:p>
     <w:p>
@@ -149,12 +48,60 @@
         <w:pStyle w:val="Heading2"/>
       </w:pPr>
       <w:r>
-        <w:t>Author Competencies</w:t>
+        <w:t>Page 2</w:t>
       </w:r>
     </w:p>
     <w:p>
       <w:r>
-        <w:t>Fabric, Python, TypeScript, SQL</w:t>
+        <w:t>Section 1: Quarterly delivery milestones. EMP079 contributes to ast emp079 03 through recurring collaboration, clear ownership boundaries, and measurable outcomes. The team captures decisions, open issues, and handoffs so that knowledge remains discoverable for future programs.</w:t>
+      </w:r>
+    </w:p>
+    <w:p>
+      <w:r>
+        <w:t>Section 2: Quarterly delivery milestones. EMP079 contributes to ast emp079 03 through recurring collaboration, clear ownership boundaries, and measurable outcomes. The team captures decisions, open issues, and handoffs so that knowledge remains discoverable for future programs.</w:t>
+      </w:r>
+    </w:p>
+    <w:p>
+      <w:r>
+        <w:t>Section 3: Knowledge transfer and onboarding. EMP079 contributes to ast emp079 03 through recurring collaboration, clear ownership boundaries, and measurable outcomes. The team captures decisions, open issues, and handoffs so that knowledge remains discoverable for future programs.</w:t>
+      </w:r>
+    </w:p>
+    <w:p>
+      <w:r>
+        <w:t>Section 4: Quarterly delivery milestones. EMP079 contributes to ast emp079 03 through recurring collaboration, clear ownership boundaries, and measurable outcomes. The team captures decisions, open issues, and handoffs so that knowledge remains discoverable for future programs.</w:t>
+      </w:r>
+    </w:p>
+    <w:p>
+      <w:r>
+        <w:br w:type="page"/>
+      </w:r>
+    </w:p>
+    <w:p>
+      <w:pPr>
+        <w:pStyle w:val="Heading2"/>
+      </w:pPr>
+      <w:r>
+        <w:t>Page 3</w:t>
+      </w:r>
+    </w:p>
+    <w:p>
+      <w:r>
+        <w:t>Section 1: Fabric semantic model planning. EMP079 contributes to ast emp079 03 through recurring collaboration, clear ownership boundaries, and measurable outcomes. The team captures decisions, open issues, and handoffs so that knowledge remains discoverable for future programs.</w:t>
+      </w:r>
+    </w:p>
+    <w:p>
+      <w:r>
+        <w:t>Section 2: Automation backlog refinement. EMP079 contributes to ast emp079 03 through recurring collaboration, clear ownership boundaries, and measurable outcomes. The team captures decisions, open issues, and handoffs so that knowledge remains discoverable for future programs.</w:t>
+      </w:r>
+    </w:p>
+    <w:p>
+      <w:r>
+        <w:t>Section 3: Customer escalation analysis. EMP079 contributes to ast emp079 03 through recurring collaboration, clear ownership boundaries, and measurable outcomes. The team captures decisions, open issues, and handoffs so that knowledge remains discoverable for future programs.</w:t>
+      </w:r>
+    </w:p>
+    <w:p>
+      <w:r>
+        <w:t>Section 4: Knowledge transfer and onboarding. EMP079 contributes to ast emp079 03 through recurring collaboration, clear ownership boundaries, and measurable outcomes. The team captures decisions, open issues, and handoffs so that knowledge remains discoverable for future programs.</w:t>
       </w:r>
     </w:p>
     <w:sectPr>
